--- a/templates/tbl4rkmTWj4CuLgp/A_AgD520（原始模版）.docx
+++ b/templates/tbl4rkmTWj4CuLgp/A_AgD520（原始模版）.docx
@@ -1033,12 +1033,15 @@
               <w:jc w:val="center"/>
             </w:pPr>
           </w:p>
+          <w:p>
+            <w:pPr>
+              <w:jc w:val="center"/>
+              <w:rPr>
+                <w:rFonts w:hint="eastAsia"/>
+              </w:rPr>
+            </w:pPr>
+          </w:p>
           <w:p/>
-          <w:p>
-            <w:pPr>
-              <w:jc w:val="center"/>
-            </w:pPr>
-          </w:p>
         </w:tc>
       </w:tr>
       <w:tr>
@@ -1397,13 +1400,13 @@
         <w:lang w:val="en-US"/>
       </w:rPr>
       <w:drawing>
-        <wp:anchor distT="0" distB="0" distL="114300" distR="114300" simplePos="0" relativeHeight="251658752" behindDoc="0" locked="0" layoutInCell="1" allowOverlap="1" wp14:anchorId="0DE983D7" wp14:editId="52737565">
+        <wp:anchor distT="0" distB="0" distL="114300" distR="114300" simplePos="0" relativeHeight="251658752" behindDoc="0" locked="0" layoutInCell="1" allowOverlap="1" wp14:anchorId="0DE983D7" wp14:editId="6F58F7E8">
           <wp:simplePos x="0" y="0"/>
           <wp:positionH relativeFrom="column">
-            <wp:posOffset>-323215</wp:posOffset>
+            <wp:posOffset>38735</wp:posOffset>
           </wp:positionH>
           <wp:positionV relativeFrom="paragraph">
-            <wp:posOffset>-137160</wp:posOffset>
+            <wp:posOffset>-113348</wp:posOffset>
           </wp:positionV>
           <wp:extent cx="5886450" cy="588010"/>
           <wp:effectExtent l="0" t="0" r="0" b="0"/>
